--- a/reports/Daily_Sprint_Report_2026-10-15.docx
+++ b/reports/Daily_Sprint_Report_2026-10-15.docx
@@ -47,7 +47,7 @@
         <w:spacing w:after="0"/>
       </w:pPr>
       <w:r>
-        <w:t>Sprint status (October 1st Sprint, end date 14 Oct, not yet closed): 25 tickets – 6 Done, 13 Ready for Prod, 3 UAT, 1 UAT Testing, 2 Dev Test.</w:t>
+        <w:t>Sprint status (October 1st Sprint, end date 14 Oct, not yet closed): 25 tickets – 7 Done, 13 Ready for Prod, 2 UAT, 1 UAT Testing, 2 Dev Test.</w:t>
       </w:r>
     </w:p>
     <w:p>
@@ -56,7 +56,7 @@
         <w:spacing w:after="0"/>
       </w:pPr>
       <w:r>
-        <w:t>Closed today: browser-timezone return timestamps (MT-1608), 'Add Another' address bug (MT-1610), RMA refunds/exchanges test (MT-1545), RMA automated tests (MT-1569).</w:t>
+        <w:t>Closed today: browser-timezone return timestamps (MT-1608), 'Add Another' address bug (MT-1610), RMA refunds/exchanges test (MT-1545), RMA automated tests (MT-1569), design and content review across 11 commerce journeys (MT-1586) incl. Send a Quote, RFQ, checkout, ShipStation and re-verification reviews (MT-1587, MT-1588, MT-1590, MT-1592, MT-1597).</w:t>
       </w:r>
     </w:p>
     <w:p>
@@ -290,7 +290,7 @@
               <w:rPr>
                 <w:sz w:val="18"/>
               </w:rPr>
-              <w:t>Tickets past due – MT-1573 (7 Oct), MT-1579 (8 Oct), MT-1578 (9 Oct), MT-1586 (12 Oct), MT-1602 (13 Oct), MT-1577, MT-1601 (14 Oct)</w:t>
+              <w:t>Tickets past due – MT-1573 (7 Oct), MT-1579 (8 Oct), MT-1578 (9 Oct), MT-1602 (13 Oct), MT-1577, MT-1601 (14 Oct)</w:t>
             </w:r>
           </w:p>
         </w:tc>
@@ -329,7 +329,7 @@
               <w:rPr>
                 <w:sz w:val="18"/>
               </w:rPr>
-              <w:t>Naveen Jangid / Saurabh Jain / Suganya Murugaraj</w:t>
+              <w:t>Naveen Jangid / Suganya Murugaraj</w:t>
             </w:r>
           </w:p>
         </w:tc>
@@ -930,7 +930,7 @@
               <w:rPr>
                 <w:sz w:val="18"/>
               </w:rPr>
-              <w:t>MT-1540, MT-1586 in UAT</w:t>
+              <w:t>MT-1586 closed; MT-1540 in UAT</w:t>
             </w:r>
           </w:p>
         </w:tc>
@@ -943,7 +943,7 @@
               <w:rPr>
                 <w:sz w:val="18"/>
               </w:rPr>
-              <w:t>MT-1586 past due</w:t>
+              <w:t>On track</w:t>
             </w:r>
           </w:p>
         </w:tc>
@@ -956,7 +956,7 @@
               <w:rPr>
                 <w:sz w:val="18"/>
               </w:rPr>
-              <w:t>Close MT-1586; set v1.3 date</w:t>
+              <w:t>Set v1.3 release date</w:t>
             </w:r>
           </w:p>
         </w:tc>
@@ -1065,7 +1065,7 @@
         <w:spacing w:after="0"/>
       </w:pPr>
       <w:r>
-        <w:t>Production release done today: 106 in-scope Marketing tickets closed, incl. live chat (MR-754 and subtasks), UI/animation enhancements (MR-1341), chatbot QA (MR-1309), Project Genesis (MR-1329) and the 14 Retrospective tickets.</w:t>
+        <w:t>Production release done today: 122 in-scope Marketing tickets closed, incl. live chat (MR-754 and subtasks), UI/animation enhancements (MR-1341), chatbot QA (MR-1309), Project Genesis (MR-1329) and the 14 Retrospective tickets.</w:t>
       </w:r>
     </w:p>
     <w:p>
@@ -1074,7 +1074,7 @@
         <w:spacing w:after="0"/>
       </w:pPr>
       <w:r>
-        <w:t>Sprint status (October 1st Sprint, end date 14 Oct, not yet closed): 21 tickets – 20 Done, 1 Ready for Prod (cross-browser testing MR-1317).</w:t>
+        <w:t>Sprint status (October 1st Sprint, end date 14 Oct, not yet closed): all 21 tickets Done, incl. cross-browser testing (MR-1317) and its subtasks.</w:t>
       </w:r>
     </w:p>
     <w:p>
@@ -1092,205 +1092,9 @@
         <w:spacing w:after="0"/>
       </w:pPr>
       <w:r>
-        <w:t>Retrospective now has no open Marketing tickets.</w:t>
+        <w:t>Footer, menu and article background fixes (MR-1339, MR-1340, MR-1356) closed – no Marketing tickets past due. Retrospective has no open Marketing tickets.</w:t>
       </w:r>
     </w:p>
-    <w:p>
-      <w:pPr>
-        <w:spacing w:before="200" w:after="80"/>
-      </w:pPr>
-      <w:r>
-        <w:rPr>
-          <w:b/>
-          <w:sz w:val="22"/>
-        </w:rPr>
-        <w:t>Risks</w:t>
-      </w:r>
-    </w:p>
-    <w:tbl>
-      <w:tblPr>
-        <w:tblStyle w:val="TableGrid"/>
-        <w:tblW w:type="auto" w:w="0"/>
-        <w:tblLook w:firstColumn="1" w:firstRow="1" w:lastColumn="0" w:lastRow="0" w:noHBand="0" w:noVBand="1" w:val="04A0"/>
-      </w:tblPr>
-      <w:tblGrid>
-        <w:gridCol w:w="1728"/>
-        <w:gridCol w:w="1728"/>
-        <w:gridCol w:w="1728"/>
-        <w:gridCol w:w="1728"/>
-        <w:gridCol w:w="1728"/>
-      </w:tblGrid>
-      <w:tr>
-        <w:tc>
-          <w:tcPr>
-            <w:tcW w:type="dxa" w:w="1728"/>
-            <w:shd w:val="clear" w:color="auto" w:fill="D9D9D9"/>
-          </w:tcPr>
-          <w:p>
-            <w:r>
-              <w:rPr>
-                <w:sz w:val="18"/>
-              </w:rPr>
-            </w:r>
-            <w:r>
-              <w:rPr>
-                <w:b/>
-                <w:sz w:val="18"/>
-              </w:rPr>
-              <w:t>Risk</w:t>
-            </w:r>
-          </w:p>
-        </w:tc>
-        <w:tc>
-          <w:tcPr>
-            <w:tcW w:type="dxa" w:w="1728"/>
-            <w:shd w:val="clear" w:color="auto" w:fill="D9D9D9"/>
-          </w:tcPr>
-          <w:p>
-            <w:r>
-              <w:rPr>
-                <w:sz w:val="18"/>
-              </w:rPr>
-            </w:r>
-            <w:r>
-              <w:rPr>
-                <w:b/>
-                <w:sz w:val="18"/>
-              </w:rPr>
-              <w:t>Impact</w:t>
-            </w:r>
-          </w:p>
-        </w:tc>
-        <w:tc>
-          <w:tcPr>
-            <w:tcW w:type="dxa" w:w="1728"/>
-            <w:shd w:val="clear" w:color="auto" w:fill="D9D9D9"/>
-          </w:tcPr>
-          <w:p>
-            <w:r>
-              <w:rPr>
-                <w:sz w:val="18"/>
-              </w:rPr>
-            </w:r>
-            <w:r>
-              <w:rPr>
-                <w:b/>
-                <w:sz w:val="18"/>
-              </w:rPr>
-              <w:t>Mitigation / Action</w:t>
-            </w:r>
-          </w:p>
-        </w:tc>
-        <w:tc>
-          <w:tcPr>
-            <w:tcW w:type="dxa" w:w="1728"/>
-            <w:shd w:val="clear" w:color="auto" w:fill="D9D9D9"/>
-          </w:tcPr>
-          <w:p>
-            <w:r>
-              <w:rPr>
-                <w:sz w:val="18"/>
-              </w:rPr>
-            </w:r>
-            <w:r>
-              <w:rPr>
-                <w:b/>
-                <w:sz w:val="18"/>
-              </w:rPr>
-              <w:t>Owner</w:t>
-            </w:r>
-          </w:p>
-        </w:tc>
-        <w:tc>
-          <w:tcPr>
-            <w:tcW w:type="dxa" w:w="1728"/>
-            <w:shd w:val="clear" w:color="auto" w:fill="D9D9D9"/>
-          </w:tcPr>
-          <w:p>
-            <w:r>
-              <w:rPr>
-                <w:sz w:val="18"/>
-              </w:rPr>
-            </w:r>
-            <w:r>
-              <w:rPr>
-                <w:b/>
-                <w:sz w:val="18"/>
-              </w:rPr>
-              <w:t>ETA</w:t>
-            </w:r>
-          </w:p>
-        </w:tc>
-      </w:tr>
-      <w:tr>
-        <w:tc>
-          <w:tcPr>
-            <w:tcW w:type="dxa" w:w="1728"/>
-          </w:tcPr>
-          <w:p>
-            <w:r>
-              <w:rPr>
-                <w:sz w:val="18"/>
-              </w:rPr>
-              <w:t>Tickets past due – MR-1340 (9 Oct), MR-1356 (12 Oct), MR-1339 (13 Oct); MR-1339 and MR-1340 still Ready for Prod</w:t>
-            </w:r>
-          </w:p>
-        </w:tc>
-        <w:tc>
-          <w:tcPr>
-            <w:tcW w:type="dxa" w:w="1728"/>
-          </w:tcPr>
-          <w:p>
-            <w:r>
-              <w:rPr>
-                <w:sz w:val="18"/>
-              </w:rPr>
-              <w:t>Footer and menu fixes not in this release</w:t>
-            </w:r>
-          </w:p>
-        </w:tc>
-        <w:tc>
-          <w:tcPr>
-            <w:tcW w:type="dxa" w:w="1728"/>
-          </w:tcPr>
-          <w:p>
-            <w:r>
-              <w:rPr>
-                <w:sz w:val="18"/>
-              </w:rPr>
-              <w:t>Release or re-date</w:t>
-            </w:r>
-          </w:p>
-        </w:tc>
-        <w:tc>
-          <w:tcPr>
-            <w:tcW w:type="dxa" w:w="1728"/>
-          </w:tcPr>
-          <w:p>
-            <w:r>
-              <w:rPr>
-                <w:sz w:val="18"/>
-              </w:rPr>
-              <w:t>Kunal Jangid</w:t>
-            </w:r>
-          </w:p>
-        </w:tc>
-        <w:tc>
-          <w:tcPr>
-            <w:tcW w:type="dxa" w:w="1728"/>
-          </w:tcPr>
-          <w:p>
-            <w:r>
-              <w:rPr>
-                <w:sz w:val="18"/>
-              </w:rPr>
-              <w:t>16 Oct</w:t>
-            </w:r>
-          </w:p>
-        </w:tc>
-      </w:tr>
-    </w:tbl>
-    <w:p/>
     <w:p>
       <w:pPr>
         <w:spacing w:before="200" w:after="80"/>
@@ -1447,7 +1251,7 @@
               <w:rPr>
                 <w:sz w:val="18"/>
               </w:rPr>
-              <w:t>Live chat, chatbot and UI tickets released</w:t>
+              <w:t>Live chat, chatbot, UI and footer/menu tickets released</w:t>
             </w:r>
           </w:p>
         </w:tc>
@@ -1460,7 +1264,7 @@
               <w:rPr>
                 <w:sz w:val="18"/>
               </w:rPr>
-              <w:t>MR-1339, MR-1340, MR-1356 past due</w:t>
+              <w:t>Past-due items cleared</w:t>
             </w:r>
           </w:p>
         </w:tc>
@@ -1473,7 +1277,7 @@
               <w:rPr>
                 <w:sz w:val="18"/>
               </w:rPr>
-              <w:t>Release remaining footer/menu fixes</w:t>
+              <w:t>Plan October 2nd Sprint work</w:t>
             </w:r>
           </w:p>
         </w:tc>
@@ -1501,7 +1305,7 @@
               <w:rPr>
                 <w:sz w:val="18"/>
               </w:rPr>
-              <w:t>Security story MR-1278 and Project Genesis fixes closed; MR-1317 Ready for Prod</w:t>
+              <w:t>Security story MR-1278, Project Genesis and cross-browser fixes (MR-1317) closed</w:t>
             </w:r>
           </w:p>
         </w:tc>
@@ -1527,61 +1331,7 @@
               <w:rPr>
                 <w:sz w:val="18"/>
               </w:rPr>
-              <w:t>Close MR-1317</w:t>
-            </w:r>
-          </w:p>
-        </w:tc>
-      </w:tr>
-      <w:tr>
-        <w:tc>
-          <w:tcPr>
-            <w:tcW w:type="dxa" w:w="2160"/>
-          </w:tcPr>
-          <w:p>
-            <w:r>
-              <w:rPr>
-                <w:sz w:val="18"/>
-              </w:rPr>
-              <w:t>Kannan Elangovan</w:t>
-            </w:r>
-          </w:p>
-        </w:tc>
-        <w:tc>
-          <w:tcPr>
-            <w:tcW w:type="dxa" w:w="2160"/>
-          </w:tcPr>
-          <w:p>
-            <w:r>
-              <w:rPr>
-                <w:sz w:val="18"/>
-              </w:rPr>
-              <w:t>Playwright URL validation (MR-1165) and site verification (MR-1166) closed</w:t>
-            </w:r>
-          </w:p>
-        </w:tc>
-        <w:tc>
-          <w:tcPr>
-            <w:tcW w:type="dxa" w:w="2160"/>
-          </w:tcPr>
-          <w:p>
-            <w:r>
-              <w:rPr>
-                <w:sz w:val="18"/>
-              </w:rPr>
-              <w:t>On track</w:t>
-            </w:r>
-          </w:p>
-        </w:tc>
-        <w:tc>
-          <w:tcPr>
-            <w:tcW w:type="dxa" w:w="2160"/>
-          </w:tcPr>
-          <w:p>
-            <w:r>
-              <w:rPr>
-                <w:sz w:val="18"/>
-              </w:rPr>
-              <w:t>Close MR-1330–1332 (In Prod1)</w:t>
+              <w:t>Plan October 2nd Sprint work</w:t>
             </w:r>
           </w:p>
         </w:tc>
@@ -1606,7 +1356,7 @@
         <w:ind w:left="360"/>
       </w:pPr>
       <w:r>
-        <w:t>1. Close MR-1317 and the In Prod1 subtasks.</w:t>
+        <w:t>1. Close October 1st Sprint in Jira.</w:t>
       </w:r>
     </w:p>
     <w:p>
@@ -1615,7 +1365,7 @@
         <w:ind w:left="360"/>
       </w:pPr>
       <w:r>
-        <w:t>2. Close October 1st Sprint.</w:t>
+        <w:t>2. Plan October 2nd Sprint (starts 19 Oct).</w:t>
       </w:r>
     </w:p>
     <w:p>
